--- a/sources/memos/memo-027-r2.docx
+++ b/sources/memos/memo-027-r2.docx
@@ -418,7 +418,7 @@
             <w:szCs w:val="22"/>
             <w:u w:val="single"/>
           </w:rPr>
-          <w:t>https://wvurail.org/dspira/</w:t>
+          <w:t>https://rail.wvu.edu/dspira/</w:t>
         </w:r>
       </w:hyperlink>
     </w:p>
